--- a/Modelos/AP/FAURGS/Declaração_fiscal_FAURGS.docx
+++ b/Modelos/AP/FAURGS/Declaração_fiscal_FAURGS.docx
@@ -10,8 +10,6 @@
           <w:sz w:val="28"/>
         </w:rPr>
       </w:pPr>
-      <w:bookmarkStart w:id="0" w:name="_GoBack"/>
-      <w:bookmarkEnd w:id="0"/>
       <w:r>
         <w:rPr>
           <w:noProof/>
@@ -317,7 +315,25 @@
           <w:color w:val="FF0000"/>
           <w:sz w:val="20"/>
         </w:rPr>
-        <w:t>{{ nome_projeto }}</w:t>
+        <w:t xml:space="preserve">{{ </w:t>
+      </w:r>
+      <w:proofErr w:type="spellStart"/>
+      <w:r>
+        <w:rPr>
+          <w:rFonts w:ascii="Times New Roman" w:hAnsi="Times New Roman"/>
+          <w:color w:val="FF0000"/>
+          <w:sz w:val="20"/>
+        </w:rPr>
+        <w:t>nome_projeto</w:t>
+      </w:r>
+      <w:proofErr w:type="spellEnd"/>
+      <w:r>
+        <w:rPr>
+          <w:rFonts w:ascii="Times New Roman" w:hAnsi="Times New Roman"/>
+          <w:color w:val="FF0000"/>
+          <w:sz w:val="20"/>
+        </w:rPr>
+        <w:t xml:space="preserve"> }}</w:t>
       </w:r>
       <w:r>
         <w:rPr>
@@ -332,7 +348,25 @@
           <w:color w:val="FF0000"/>
           <w:sz w:val="20"/>
         </w:rPr>
-        <w:t>{{ n_projeto }}</w:t>
+        <w:t xml:space="preserve">{{ </w:t>
+      </w:r>
+      <w:proofErr w:type="spellStart"/>
+      <w:r>
+        <w:rPr>
+          <w:rFonts w:ascii="Times New Roman" w:hAnsi="Times New Roman"/>
+          <w:color w:val="FF0000"/>
+          <w:sz w:val="20"/>
+        </w:rPr>
+        <w:t>n_projeto</w:t>
+      </w:r>
+      <w:proofErr w:type="spellEnd"/>
+      <w:r>
+        <w:rPr>
+          <w:rFonts w:ascii="Times New Roman" w:hAnsi="Times New Roman"/>
+          <w:color w:val="FF0000"/>
+          <w:sz w:val="20"/>
+        </w:rPr>
+        <w:t xml:space="preserve"> }}</w:t>
       </w:r>
     </w:p>
     <w:p>
@@ -680,7 +714,23 @@
           <w:rFonts w:ascii="Times New Roman" w:hAnsi="Times New Roman"/>
           <w:sz w:val="20"/>
         </w:rPr>
-        <w:t>Art. 38. No prazo máximo de 30 (trinta) dias após o término do projeto, a totalidade dos bens disponíveis, e os saldos remanescentes, deverão ser incorporados ao patrimônio da UFSM, de acordo com orientações definidas pela Pró-Reitoria de Administração, salvo se imposição diferente determinada pela instituição financiadora e registrada no Instrumento com Fundação de Apoio.</w:t>
+        <w:t xml:space="preserve">Art. 38. No prazo máximo de 30 (trinta) dias após o término do projeto, a totalidade dos bens disponíveis, e os saldos remanescentes, deverão ser incorporados ao patrimônio da UFSM, de acordo com orientações definidas pela </w:t>
+      </w:r>
+      <w:proofErr w:type="spellStart"/>
+      <w:r>
+        <w:rPr>
+          <w:rFonts w:ascii="Times New Roman" w:hAnsi="Times New Roman"/>
+          <w:sz w:val="20"/>
+        </w:rPr>
+        <w:t>Pró-Reitoria</w:t>
+      </w:r>
+      <w:proofErr w:type="spellEnd"/>
+      <w:r>
+        <w:rPr>
+          <w:rFonts w:ascii="Times New Roman" w:hAnsi="Times New Roman"/>
+          <w:sz w:val="20"/>
+        </w:rPr>
+        <w:t xml:space="preserve"> de Administração, salvo se imposição diferente determinada pela instituição financiadora e registrada no Instrumento com Fundação de Apoio.</w:t>
       </w:r>
     </w:p>
     <w:p>
@@ -1083,7 +1133,23 @@
           <w:rFonts w:ascii="Times New Roman" w:hAnsi="Times New Roman"/>
           <w:sz w:val="20"/>
         </w:rPr>
-        <w:t>{{ data_atual }}</w:t>
+        <w:t xml:space="preserve">{{ </w:t>
+      </w:r>
+      <w:proofErr w:type="spellStart"/>
+      <w:r>
+        <w:rPr>
+          <w:rFonts w:ascii="Times New Roman" w:hAnsi="Times New Roman"/>
+          <w:sz w:val="20"/>
+        </w:rPr>
+        <w:t>data_atual</w:t>
+      </w:r>
+      <w:proofErr w:type="spellEnd"/>
+      <w:r>
+        <w:rPr>
+          <w:rFonts w:ascii="Times New Roman" w:hAnsi="Times New Roman"/>
+          <w:sz w:val="20"/>
+        </w:rPr>
+        <w:t xml:space="preserve"> }}</w:t>
       </w:r>
       <w:r>
         <w:rPr>
@@ -1137,8 +1203,35 @@
         <w:spacing w:line="360" w:lineRule="auto"/>
         <w:jc w:val="right"/>
       </w:pPr>
-      <w:r>
-        <w:t>{{ nome_fiscal }} {{ siape_fiscal }}</w:t>
+      <w:proofErr w:type="gramStart"/>
+      <w:r>
+        <w:t xml:space="preserve">{{ </w:t>
+      </w:r>
+      <w:proofErr w:type="spellStart"/>
+      <w:r>
+        <w:t>nome</w:t>
+      </w:r>
+      <w:proofErr w:type="gramEnd"/>
+      <w:r>
+        <w:t>_fiscal</w:t>
+      </w:r>
+      <w:proofErr w:type="spellEnd"/>
+      <w:r>
+        <w:t xml:space="preserve"> }} </w:t>
+      </w:r>
+      <w:r>
+        <w:br/>
+      </w:r>
+      <w:r>
+        <w:t xml:space="preserve">{{ </w:t>
+      </w:r>
+      <w:proofErr w:type="spellStart"/>
+      <w:r>
+        <w:t>siape_fiscal</w:t>
+      </w:r>
+      <w:proofErr w:type="spellEnd"/>
+      <w:r>
+        <w:t xml:space="preserve"> }}</w:t>
       </w:r>
     </w:p>
     <w:p>
@@ -1158,12 +1251,8 @@
         <w:spacing w:line="360" w:lineRule="auto"/>
         <w:jc w:val="right"/>
       </w:pPr>
-      <w:r>
-        <w:rPr>
-          <w:color w:val="FF0000"/>
-        </w:rPr>
-        <w:t>Incluir Carimbo ou nome e matrícula</w:t>
-      </w:r>
+      <w:bookmarkStart w:id="0" w:name="_GoBack"/>
+      <w:bookmarkEnd w:id="0"/>
     </w:p>
     <w:sectPr>
       <w:type w:val="continuous"/>
@@ -1584,7 +1673,6 @@
     <w:uiPriority w:val="99"/>
     <w:semiHidden/>
     <w:unhideWhenUsed/>
-    <w:qFormat/>
     <w:tblPr>
       <w:tblInd w:w="0" w:type="dxa"/>
       <w:tblCellMar>

--- a/Modelos/AP/FAURGS/Declaração_fiscal_FAURGS.docx
+++ b/Modelos/AP/FAURGS/Declaração_fiscal_FAURGS.docx
@@ -307,12 +307,18 @@
           <w:rFonts w:ascii="Times New Roman" w:hAnsi="Times New Roman"/>
           <w:sz w:val="20"/>
         </w:rPr>
-        <w:t xml:space="preserve"> que visa à operacionalização do projeto “</w:t>
-      </w:r>
-      <w:r>
-        <w:rPr>
-          <w:rFonts w:ascii="Times New Roman" w:hAnsi="Times New Roman"/>
-          <w:color w:val="FF0000"/>
+        <w:t xml:space="preserve"> que visa à operacionalização do </w:t>
+      </w:r>
+      <w:r>
+        <w:rPr>
+          <w:rFonts w:ascii="Times New Roman" w:hAnsi="Times New Roman"/>
+          <w:sz w:val="20"/>
+        </w:rPr>
+        <w:t>projeto “</w:t>
+      </w:r>
+      <w:r>
+        <w:rPr>
+          <w:rFonts w:ascii="Times New Roman" w:hAnsi="Times New Roman"/>
           <w:sz w:val="20"/>
         </w:rPr>
         <w:t xml:space="preserve">{{ </w:t>
@@ -321,7 +327,6 @@
       <w:r>
         <w:rPr>
           <w:rFonts w:ascii="Times New Roman" w:hAnsi="Times New Roman"/>
-          <w:color w:val="FF0000"/>
           <w:sz w:val="20"/>
         </w:rPr>
         <w:t>nome_projeto</w:t>
@@ -330,7 +335,6 @@
       <w:r>
         <w:rPr>
           <w:rFonts w:ascii="Times New Roman" w:hAnsi="Times New Roman"/>
-          <w:color w:val="FF0000"/>
           <w:sz w:val="20"/>
         </w:rPr>
         <w:t xml:space="preserve"> }}</w:t>
@@ -345,7 +349,6 @@
       <w:r>
         <w:rPr>
           <w:rFonts w:ascii="Times New Roman" w:hAnsi="Times New Roman"/>
-          <w:color w:val="FF0000"/>
           <w:sz w:val="20"/>
         </w:rPr>
         <w:t xml:space="preserve">{{ </w:t>
@@ -354,7 +357,6 @@
       <w:r>
         <w:rPr>
           <w:rFonts w:ascii="Times New Roman" w:hAnsi="Times New Roman"/>
-          <w:color w:val="FF0000"/>
           <w:sz w:val="20"/>
         </w:rPr>
         <w:t>n_projeto</w:t>
@@ -363,7 +365,6 @@
       <w:r>
         <w:rPr>
           <w:rFonts w:ascii="Times New Roman" w:hAnsi="Times New Roman"/>
-          <w:color w:val="FF0000"/>
           <w:sz w:val="20"/>
         </w:rPr>
         <w:t xml:space="preserve"> }}</w:t>
@@ -1203,17 +1204,15 @@
         <w:spacing w:line="360" w:lineRule="auto"/>
         <w:jc w:val="right"/>
       </w:pPr>
-      <w:proofErr w:type="gramStart"/>
+      <w:r>
+        <w:t xml:space="preserve">NOME: </w:t>
+      </w:r>
       <w:r>
         <w:t xml:space="preserve">{{ </w:t>
       </w:r>
       <w:proofErr w:type="spellStart"/>
       <w:r>
-        <w:t>nome</w:t>
-      </w:r>
-      <w:proofErr w:type="gramEnd"/>
-      <w:r>
-        <w:t>_fiscal</w:t>
+        <w:t>nome_fiscal</w:t>
       </w:r>
       <w:proofErr w:type="spellEnd"/>
       <w:r>
@@ -1222,6 +1221,11 @@
       <w:r>
         <w:br/>
       </w:r>
+      <w:r>
+        <w:t xml:space="preserve">SIAPE: </w:t>
+      </w:r>
+      <w:bookmarkStart w:id="0" w:name="_GoBack"/>
+      <w:bookmarkEnd w:id="0"/>
       <w:r>
         <w:t xml:space="preserve">{{ </w:t>
       </w:r>
@@ -1251,8 +1255,6 @@
         <w:spacing w:line="360" w:lineRule="auto"/>
         <w:jc w:val="right"/>
       </w:pPr>
-      <w:bookmarkStart w:id="0" w:name="_GoBack"/>
-      <w:bookmarkEnd w:id="0"/>
     </w:p>
     <w:sectPr>
       <w:type w:val="continuous"/>
